--- a/Fiche_Alpaslan_Celik_2026-2027.docx
+++ b/Fiche_Alpaslan_Celik_2026-2027.docx
@@ -720,7 +720,7 @@
                 <w:sz w:val="16"/>
                 <w:szCs w:val="16"/>
               </w:rPr>
-              <w:t xml:space="preserve">   1968 · 58.2</w:t>
+              <w:t xml:space="preserve">   1968 · 58.3</w:t>
             </w:r>
           </w:p>
         </w:tc>
